--- a/flow/20230927_hours/drafts/2024-05-g/03.05.docx
+++ b/flow/20230927_hours/drafts/2024-05-g/03.05.docx
@@ -1967,55 +1967,36 @@
         <w:rPr>
           <w:rFonts w:ascii="Times New Roman" w:hAnsi="Times New Roman"/>
           <w:i/>
-          <w:color w:val="FF0000"/>
-          <w:sz w:val="24"/>
-        </w:rPr>
-        <w:t>Кондак</w:t>
-      </w:r>
-      <w:r>
-        <w:rPr>
-          <w:rFonts w:ascii="Times New Roman" w:hAnsi="Times New Roman"/>
-          <w:color w:val="FF0000"/>
-          <w:sz w:val="24"/>
+          <w:color w:val="FF4400"/>
+          <w:sz w:val="24"/>
+        </w:rPr>
+        <w:t>Кондак (г. 8):</w:t>
+      </w:r>
+      <w:r>
+        <w:rPr>
+          <w:rFonts w:ascii="Times New Roman" w:hAnsi="Times New Roman"/>
+          <w:color w:val="333333"/>
+          <w:sz w:val="24"/>
+          <w:highlight w:val="white"/>
         </w:rPr>
         <w:t xml:space="preserve"> </w:t>
       </w:r>
       <w:r>
         <w:rPr>
           <w:rFonts w:ascii="Times New Roman" w:hAnsi="Times New Roman"/>
-          <w:i/>
-          <w:color w:val="FF0000"/>
-          <w:sz w:val="24"/>
-        </w:rPr>
-        <w:t>(г. 3):</w:t>
-      </w:r>
-      <w:r>
-        <w:rPr>
-          <w:rFonts w:ascii="Times New Roman" w:hAnsi="Times New Roman"/>
-          <w:sz w:val="24"/>
-        </w:rPr>
-        <w:t xml:space="preserve"> Вшануймо сьогодні блаженного Теодосія, зорю </w:t>
-      </w:r>
-      <w:r>
-        <w:rPr>
-          <w:rFonts w:ascii="Times New Roman" w:hAnsi="Times New Roman"/>
-          <w:sz w:val="24"/>
-        </w:rPr>
-        <w:t>русько</w:t>
-      </w:r>
-      <w:r>
-        <w:rPr>
-          <w:rFonts w:ascii="Times New Roman" w:hAnsi="Times New Roman"/>
-          <w:sz w:val="24"/>
-        </w:rPr>
-        <w:t>-українську,* що від сходу засіяла і прийшла на захід* та чудами і чеснотами збагатила всю к</w:t>
-      </w:r>
-      <w:r>
-        <w:rPr>
-          <w:rFonts w:ascii="Times New Roman" w:hAnsi="Times New Roman"/>
-          <w:sz w:val="24"/>
-        </w:rPr>
-        <w:t>раїну, і нас усіх* – діянням і благодаттю чернечого уставу.</w:t>
+          <w:color w:val="333333"/>
+          <w:sz w:val="24"/>
+        </w:rPr>
+        <w:t>З вірою прийшовши на кладязь,* самарянка виділа Тебе, премудрости воду,* якої напившись обильно,* царство вишнє унаслідувала повік* приснославна.</w:t>
+      </w:r>
+      <w:r>
+        <w:rPr>
+          <w:rFonts w:ascii="Times New Roman" w:hAnsi="Times New Roman"/>
+          <w:i/>
+          <w:color w:val="FF0000"/>
+          <w:sz w:val="24"/>
+        </w:rPr>
+        <w:t xml:space="preserve"> </w:t>
       </w:r>
     </w:p>
     <w:p>
@@ -7710,55 +7691,36 @@
         <w:rPr>
           <w:rFonts w:ascii="Times New Roman" w:hAnsi="Times New Roman"/>
           <w:i/>
-          <w:color w:val="FF0000"/>
-          <w:sz w:val="24"/>
-        </w:rPr>
-        <w:t>Кондак</w:t>
-      </w:r>
-      <w:r>
-        <w:rPr>
-          <w:rFonts w:ascii="Times New Roman" w:hAnsi="Times New Roman"/>
-          <w:color w:val="FF0000"/>
-          <w:sz w:val="24"/>
+          <w:color w:val="FF4400"/>
+          <w:sz w:val="24"/>
+        </w:rPr>
+        <w:t>Кондак (г. 8):</w:t>
+      </w:r>
+      <w:r>
+        <w:rPr>
+          <w:rFonts w:ascii="Times New Roman" w:hAnsi="Times New Roman"/>
+          <w:color w:val="333333"/>
+          <w:sz w:val="24"/>
+          <w:highlight w:val="white"/>
         </w:rPr>
         <w:t xml:space="preserve"> </w:t>
       </w:r>
       <w:r>
         <w:rPr>
           <w:rFonts w:ascii="Times New Roman" w:hAnsi="Times New Roman"/>
-          <w:i/>
-          <w:color w:val="FF0000"/>
-          <w:sz w:val="24"/>
-        </w:rPr>
-        <w:t>(г. 3):</w:t>
-      </w:r>
-      <w:r>
-        <w:rPr>
-          <w:rFonts w:ascii="Times New Roman" w:hAnsi="Times New Roman"/>
-          <w:sz w:val="24"/>
-        </w:rPr>
-        <w:t xml:space="preserve"> Вшануймо сьогодні блаженного Теодосія, зорю </w:t>
-      </w:r>
-      <w:r>
-        <w:rPr>
-          <w:rFonts w:ascii="Times New Roman" w:hAnsi="Times New Roman"/>
-          <w:sz w:val="24"/>
-        </w:rPr>
-        <w:t>русько</w:t>
-      </w:r>
-      <w:r>
-        <w:rPr>
-          <w:rFonts w:ascii="Times New Roman" w:hAnsi="Times New Roman"/>
-          <w:sz w:val="24"/>
-        </w:rPr>
-        <w:t>-українську,* що від сходу засіяла і прийшла на захід* та чудами і чеснотами збагатила всю к</w:t>
-      </w:r>
-      <w:r>
-        <w:rPr>
-          <w:rFonts w:ascii="Times New Roman" w:hAnsi="Times New Roman"/>
-          <w:sz w:val="24"/>
-        </w:rPr>
-        <w:t>раїну, і нас усіх* – діянням і благодаттю чернечого уставу.</w:t>
+          <w:color w:val="333333"/>
+          <w:sz w:val="24"/>
+        </w:rPr>
+        <w:t>З вірою прийшовши на кладязь,* самарянка виділа Тебе, премудрости воду,* якої напившись обильно,* царство вишнє унаслідувала повік* приснославна.</w:t>
+      </w:r>
+      <w:r>
+        <w:rPr>
+          <w:rFonts w:ascii="Times New Roman" w:hAnsi="Times New Roman"/>
+          <w:i/>
+          <w:color w:val="FF0000"/>
+          <w:sz w:val="24"/>
+        </w:rPr>
+        <w:t xml:space="preserve"> </w:t>
       </w:r>
     </w:p>
     <w:p>

--- a/flow/20230927_hours/drafts/2024-05-g/03.05.docx
+++ b/flow/20230927_hours/drafts/2024-05-g/03.05.docx
@@ -1987,7 +1987,39 @@
           <w:color w:val="333333"/>
           <w:sz w:val="24"/>
         </w:rPr>
-        <w:t>З вірою прийшовши на кладязь,* самарянка виділа Тебе, премудрости воду,* якої напившись обильно,* царство вишнє унаслідувала повік* приснославна.</w:t>
+        <w:t xml:space="preserve">З вірою прийшовши на </w:t>
+      </w:r>
+      <w:r>
+        <w:rPr>
+          <w:rFonts w:ascii="Times New Roman" w:hAnsi="Times New Roman"/>
+          <w:color w:val="333333"/>
+          <w:sz w:val="24"/>
+        </w:rPr>
+        <w:t>кладязь</w:t>
+      </w:r>
+      <w:r>
+        <w:rPr>
+          <w:rFonts w:ascii="Times New Roman" w:hAnsi="Times New Roman"/>
+          <w:color w:val="333333"/>
+          <w:sz w:val="24"/>
+        </w:rPr>
+        <w:t xml:space="preserve">,* самарянка виділа Тебе, премудрости воду,* якої напившись обильно,* царство вишнє унаслідувала повік* </w:t>
+      </w:r>
+      <w:r>
+        <w:rPr>
+          <w:rFonts w:ascii="Times New Roman" w:hAnsi="Times New Roman"/>
+          <w:color w:val="333333"/>
+          <w:sz w:val="24"/>
+        </w:rPr>
+        <w:t>приснославна</w:t>
+      </w:r>
+      <w:r>
+        <w:rPr>
+          <w:rFonts w:ascii="Times New Roman" w:hAnsi="Times New Roman"/>
+          <w:color w:val="333333"/>
+          <w:sz w:val="24"/>
+        </w:rPr>
+        <w:t>.</w:t>
       </w:r>
       <w:r>
         <w:rPr>
@@ -7711,7 +7743,39 @@
           <w:color w:val="333333"/>
           <w:sz w:val="24"/>
         </w:rPr>
-        <w:t>З вірою прийшовши на кладязь,* самарянка виділа Тебе, премудрости воду,* якої напившись обильно,* царство вишнє унаслідувала повік* приснославна.</w:t>
+        <w:t xml:space="preserve">З вірою прийшовши на </w:t>
+      </w:r>
+      <w:r>
+        <w:rPr>
+          <w:rFonts w:ascii="Times New Roman" w:hAnsi="Times New Roman"/>
+          <w:color w:val="333333"/>
+          <w:sz w:val="24"/>
+        </w:rPr>
+        <w:t>кладязь</w:t>
+      </w:r>
+      <w:r>
+        <w:rPr>
+          <w:rFonts w:ascii="Times New Roman" w:hAnsi="Times New Roman"/>
+          <w:color w:val="333333"/>
+          <w:sz w:val="24"/>
+        </w:rPr>
+        <w:t xml:space="preserve">,* самарянка виділа Тебе, премудрости воду,* якої напившись обильно,* царство вишнє унаслідувала повік* </w:t>
+      </w:r>
+      <w:r>
+        <w:rPr>
+          <w:rFonts w:ascii="Times New Roman" w:hAnsi="Times New Roman"/>
+          <w:color w:val="333333"/>
+          <w:sz w:val="24"/>
+        </w:rPr>
+        <w:t>приснославна</w:t>
+      </w:r>
+      <w:r>
+        <w:rPr>
+          <w:rFonts w:ascii="Times New Roman" w:hAnsi="Times New Roman"/>
+          <w:color w:val="333333"/>
+          <w:sz w:val="24"/>
+        </w:rPr>
+        <w:t>.</w:t>
       </w:r>
       <w:r>
         <w:rPr>

--- a/flow/20230927_hours/drafts/2024-05-g/03.05.docx
+++ b/flow/20230927_hours/drafts/2024-05-g/03.05.docx
@@ -1488,6 +1488,25 @@
       </w:r>
     </w:p>
     <w:p>
+      <w:r>
+        <w:rPr>
+          <w:rFonts w:ascii="Times New Roman" w:hAnsi="Times New Roman"/>
+          <w:i/>
+          <w:color w:val="FF4400"/>
+          <w:sz w:val="24"/>
+        </w:rPr>
+        <w:t xml:space="preserve">Тропар (г. 4): </w:t>
+      </w:r>
+      <w:r>
+        <w:rPr>
+          <w:rFonts w:ascii="Times New Roman" w:hAnsi="Times New Roman"/>
+          <w:color w:val="333333"/>
+          <w:sz w:val="24"/>
+        </w:rPr>
+        <w:t>Сві́тлую воскресі́ння про́повідь від а́нгела взна́вши* і пра́дідне осу́дження відки́нувши,* Госпо́дні учени́ці, хва́лячись, апо́столам мо́вили:* Повали́лася смерть, воскре́с Христо́с Бог,* дару́ючи сві́тові вели́ку ми́лість.</w:t>
+      </w:r>
+    </w:p>
+    <w:p>
       <w:pPr>
         <w:spacing w:line="240" w:lineRule="auto"/>
         <w:rPr>
@@ -1508,18 +1527,77 @@
         <w:rPr>
           <w:rFonts w:ascii="Times New Roman" w:hAnsi="Times New Roman"/>
           <w:i/>
-          <w:color w:val="FF4400"/>
-          <w:sz w:val="24"/>
-        </w:rPr>
-        <w:t xml:space="preserve">Тропар (г. 4): </w:t>
-      </w:r>
-      <w:r>
-        <w:rPr>
-          <w:rFonts w:ascii="Times New Roman" w:hAnsi="Times New Roman"/>
-          <w:color w:val="333333"/>
-          <w:sz w:val="24"/>
-        </w:rPr>
-        <w:t>Сві́тлую воскресі́ння про́повідь від а́нгела взна́вши* і пра́дідне осу́дження відки́нувши,* Госпо́дні учени́ці, хва́лячись, апо́столам мо́вили:* Повали́лася смерть, воскре́с Христо́с Бог,* дару́ючи сві́тові вели́ку ми́лість.</w:t>
+          <w:color w:val="FF0000"/>
+          <w:sz w:val="24"/>
+        </w:rPr>
+        <w:t xml:space="preserve">Тропар </w:t>
+      </w:r>
+      <w:r>
+        <w:rPr>
+          <w:rFonts w:ascii="Times New Roman" w:hAnsi="Times New Roman"/>
+          <w:color w:val="FF0000"/>
+          <w:sz w:val="24"/>
+        </w:rPr>
+        <w:t xml:space="preserve">(г. </w:t>
+      </w:r>
+      <w:r>
+        <w:rPr>
+          <w:rFonts w:ascii="Times New Roman" w:hAnsi="Times New Roman"/>
+          <w:i/>
+          <w:color w:val="FF0000"/>
+          <w:sz w:val="24"/>
+        </w:rPr>
+        <w:t>8</w:t>
+      </w:r>
+      <w:r>
+        <w:rPr>
+          <w:rFonts w:ascii="Times New Roman" w:hAnsi="Times New Roman"/>
+          <w:color w:val="FF0000"/>
+          <w:sz w:val="24"/>
+        </w:rPr>
+        <w:t>):</w:t>
+      </w:r>
+      <w:r>
+        <w:rPr>
+          <w:rFonts w:ascii="Times New Roman" w:hAnsi="Times New Roman"/>
+          <w:sz w:val="24"/>
+        </w:rPr>
+        <w:t xml:space="preserve"> Змагаючись за чесноту, з </w:t>
+      </w:r>
+      <w:r>
+        <w:rPr>
+          <w:rFonts w:ascii="Times New Roman" w:hAnsi="Times New Roman"/>
+          <w:sz w:val="24"/>
+        </w:rPr>
+        <w:t>юности</w:t>
+      </w:r>
+      <w:r>
+        <w:rPr>
+          <w:rFonts w:ascii="Times New Roman" w:hAnsi="Times New Roman"/>
+          <w:sz w:val="24"/>
+        </w:rPr>
+        <w:t xml:space="preserve"> полюбив ти чернече життя* і бажане сміливо осягнув;* поселившись у печері,* ти прикрасив своє життя постом і святістю.* У молитвах, немов ангел, перебував ти в </w:t>
+      </w:r>
+      <w:r>
+        <w:rPr>
+          <w:rFonts w:ascii="Times New Roman" w:hAnsi="Times New Roman"/>
+          <w:sz w:val="24"/>
+        </w:rPr>
+        <w:t>русько</w:t>
+      </w:r>
+      <w:r>
+        <w:rPr>
+          <w:rFonts w:ascii="Times New Roman" w:hAnsi="Times New Roman"/>
+          <w:sz w:val="24"/>
+        </w:rPr>
+        <w:t xml:space="preserve">-українській </w:t>
+      </w:r>
+      <w:r>
+        <w:rPr>
+          <w:rFonts w:ascii="Times New Roman" w:hAnsi="Times New Roman"/>
+          <w:sz w:val="24"/>
+        </w:rPr>
+        <w:t>землі,* і як світло промінне, засіяв ти, отче Теодосію.* Моли Христа Бога, щоб спаслися душі наші.</w:t>
       </w:r>
     </w:p>
     <w:p>
@@ -7200,6 +7278,25 @@
       </w:r>
     </w:p>
     <w:p>
+      <w:r>
+        <w:rPr>
+          <w:rFonts w:ascii="Times New Roman" w:hAnsi="Times New Roman"/>
+          <w:i/>
+          <w:color w:val="FF4400"/>
+          <w:sz w:val="24"/>
+        </w:rPr>
+        <w:t xml:space="preserve">Тропар (г. 4): </w:t>
+      </w:r>
+      <w:r>
+        <w:rPr>
+          <w:rFonts w:ascii="Times New Roman" w:hAnsi="Times New Roman"/>
+          <w:color w:val="333333"/>
+          <w:sz w:val="24"/>
+        </w:rPr>
+        <w:t>Сві́тлую воскресі́ння про́повідь від а́нгела взна́вши* і пра́дідне осу́дження відки́нувши,* Госпо́дні учени́ці, хва́лячись, апо́столам мо́вили:* Повали́лася смерть, воскре́с Христо́с Бог,* дару́ючи сві́тові вели́ку ми́лість.</w:t>
+      </w:r>
+    </w:p>
+    <w:p>
       <w:pPr>
         <w:spacing w:line="240" w:lineRule="auto"/>
         <w:rPr>
@@ -7220,18 +7317,77 @@
         <w:rPr>
           <w:rFonts w:ascii="Times New Roman" w:hAnsi="Times New Roman"/>
           <w:i/>
-          <w:color w:val="FF4400"/>
-          <w:sz w:val="24"/>
-        </w:rPr>
-        <w:t xml:space="preserve">Тропар (г. 4): </w:t>
-      </w:r>
-      <w:r>
-        <w:rPr>
-          <w:rFonts w:ascii="Times New Roman" w:hAnsi="Times New Roman"/>
-          <w:color w:val="333333"/>
-          <w:sz w:val="24"/>
-        </w:rPr>
-        <w:t>Сві́тлую воскресі́ння про́повідь від а́нгела взна́вши* і пра́дідне осу́дження відки́нувши,* Госпо́дні учени́ці, хва́лячись, апо́столам мо́вили:* Повали́лася смерть, воскре́с Христо́с Бог,* дару́ючи сві́тові вели́ку ми́лість.</w:t>
+          <w:color w:val="FF0000"/>
+          <w:sz w:val="24"/>
+        </w:rPr>
+        <w:t xml:space="preserve">Тропар </w:t>
+      </w:r>
+      <w:r>
+        <w:rPr>
+          <w:rFonts w:ascii="Times New Roman" w:hAnsi="Times New Roman"/>
+          <w:color w:val="FF0000"/>
+          <w:sz w:val="24"/>
+        </w:rPr>
+        <w:t xml:space="preserve">(г. </w:t>
+      </w:r>
+      <w:r>
+        <w:rPr>
+          <w:rFonts w:ascii="Times New Roman" w:hAnsi="Times New Roman"/>
+          <w:i/>
+          <w:color w:val="FF0000"/>
+          <w:sz w:val="24"/>
+        </w:rPr>
+        <w:t>8</w:t>
+      </w:r>
+      <w:r>
+        <w:rPr>
+          <w:rFonts w:ascii="Times New Roman" w:hAnsi="Times New Roman"/>
+          <w:color w:val="FF0000"/>
+          <w:sz w:val="24"/>
+        </w:rPr>
+        <w:t>):</w:t>
+      </w:r>
+      <w:r>
+        <w:rPr>
+          <w:rFonts w:ascii="Times New Roman" w:hAnsi="Times New Roman"/>
+          <w:sz w:val="24"/>
+        </w:rPr>
+        <w:t xml:space="preserve"> Змагаючись за чесноту, з </w:t>
+      </w:r>
+      <w:r>
+        <w:rPr>
+          <w:rFonts w:ascii="Times New Roman" w:hAnsi="Times New Roman"/>
+          <w:sz w:val="24"/>
+        </w:rPr>
+        <w:t>юности</w:t>
+      </w:r>
+      <w:r>
+        <w:rPr>
+          <w:rFonts w:ascii="Times New Roman" w:hAnsi="Times New Roman"/>
+          <w:sz w:val="24"/>
+        </w:rPr>
+        <w:t xml:space="preserve"> полюбив ти чернече життя* і бажане сміливо осягнув;* поселившись у печері,* ти прикрасив своє життя постом і святістю.* У молитвах, немов ангел, перебував ти в </w:t>
+      </w:r>
+      <w:r>
+        <w:rPr>
+          <w:rFonts w:ascii="Times New Roman" w:hAnsi="Times New Roman"/>
+          <w:sz w:val="24"/>
+        </w:rPr>
+        <w:t>русько</w:t>
+      </w:r>
+      <w:r>
+        <w:rPr>
+          <w:rFonts w:ascii="Times New Roman" w:hAnsi="Times New Roman"/>
+          <w:sz w:val="24"/>
+        </w:rPr>
+        <w:t xml:space="preserve">-українській </w:t>
+      </w:r>
+      <w:r>
+        <w:rPr>
+          <w:rFonts w:ascii="Times New Roman" w:hAnsi="Times New Roman"/>
+          <w:sz w:val="24"/>
+        </w:rPr>
+        <w:t>землі,* і як світло промінне, засіяв ти, отче Теодосію.* Моли Христа Бога, щоб спаслися душі наші.</w:t>
       </w:r>
     </w:p>
     <w:p>
